--- a/assets/docs/lop1/Hoat dong trai nghiem - Lop 1.docx
+++ b/assets/docs/lop1/Hoat dong trai nghiem - Lop 1.docx
@@ -3613,20 +3613,7 @@
                 <w:i w:val="0"/>
                 <w:sz w:val="18"/>
               </w:rPr>
-              <w:t>Năng lực số 2.5 CB1a: HS xem phim tình huống và chọn được cách ứng xử phù hợp với bạn bè, thầy cô</w:t>
-            </w:r>
-          </w:p>
-          <w:p>
-            <w:pPr>
-              <w:spacing w:after="0"/>
-            </w:pPr>
-            <w:r>
-              <w:rPr>
-                <w:b w:val="0"/>
-                <w:i w:val="0"/>
-                <w:sz w:val="18"/>
-              </w:rPr>
-              <w:t>QPAN: Tổ chức hoạt động tìm hiểu, thăm hỏi, tri ân gia đình thương binh, liệt sĩ, đơn vị bộ đội, công an trên địa bàn; giới thiệu hình ảnh chú bộ đội Quân đội nhân dân, chú công an Công an nhân dân và di tích lịch sử ở địa phương.</w:t>
+              <w:t>Năng lực số 2.5 CB1a: HS xem phim tình huống và chọn được cách ứng xử phù hợp với bạn bè, thầy cô; Học tập và làm theo Bác: Điều 3 “Đoàn kết tốt, kỉ luật tốt” (mạch 3): HS nói một việc thân thiện đã làm cho bạn hôm nay (chào bạn, cho bạn mượn bút, rủ bạn chơi cùng); GV chốt: đó là làm theo lời Bác dạy “đoàn kết tốt”</w:t>
             </w:r>
           </w:p>
         </w:tc>
@@ -3858,6 +3845,19 @@
                 <w:i w:val="0"/>
                 <w:sz w:val="18"/>
               </w:rPr>
+              <w:t>Học tập và làm theo Bác: Năm điều Bác Hồ dạy (mạch 1–5): HS cả trường đọc đồng thanh Năm điều; mỗi lớp chọn một điều làm nội dung thi đua của lớp trong tháng và nói một việc cụ thể sẽ làm</w:t>
+            </w:r>
+          </w:p>
+          <w:p>
+            <w:pPr>
+              <w:spacing w:after="0"/>
+            </w:pPr>
+            <w:r>
+              <w:rPr>
+                <w:b w:val="0"/>
+                <w:i w:val="0"/>
+                <w:sz w:val="18"/>
+              </w:rPr>
               <w:t>KNS: KN tự đánh giá và đánh giá bạn một cách khách quan, thiện chí.</w:t>
             </w:r>
           </w:p>
@@ -3973,7 +3973,7 @@
                 <w:i w:val="0"/>
                 <w:sz w:val="18"/>
               </w:rPr>
-              <w:t>Năng lực số 2.5 CB1a: HS xem phim tình huống và chọn được cách ứng xử phù hợp với bạn bè, thầy cô</w:t>
+              <w:t>Năng lực số 2.5 CB1a: HS xem phim tình huống và chọn được cách ứng xử phù hợp với bạn bè, thầy cô; Học tập và làm theo Bác: Năm điều Bác Hồ dạy (mạch 1–5): mỗi HS nhận một việc nhỏ theo một điều (VD điều 4: rửa tay trước khi ăn, giữ bàn học sạch), làm trong tuần và kể lại ở giờ sinh hoạt Sao cuối tuần</w:t>
             </w:r>
           </w:p>
         </w:tc>
@@ -10588,7 +10588,7 @@
                 <w:i w:val="0"/>
                 <w:sz w:val="20"/>
               </w:rPr>
-              <w:t>Sinh hoạt dướ cờ: Chăm sóc vườn cây nhà trường</w:t>
+              <w:t>Sinh hoạt dưới cờ: Chăm sóc vườn cây nhà trường</w:t>
             </w:r>
           </w:p>
         </w:tc>
